--- a/seed-assets/persbericht/reference.docx
+++ b/seed-assets/persbericht/reference.docx
@@ -143,6 +143,18 @@
           <w:b/>
           <w:bCs/>
         </w:rPr>
+        <w:sectPr>
+          <w:headerReference w:type="even" r:id="rId8"/>
+          <w:headerReference w:type="default" r:id="rId9"/>
+          <w:footerReference w:type="even" r:id="rId10"/>
+          <w:footerReference w:type="default" r:id="rId11"/>
+          <w:headerReference w:type="first" r:id="rId12"/>
+          <w:type w:val="continuous"/>
+          <w:pgSz w:w="11900" w:h="16840"/>
+          <w:pgMar w:top="2410" w:right="1559" w:bottom="244" w:left="1559" w:header="567" w:footer="298" w:gutter="0"/>
+          <w:cols w:space="708"/>
+          <w:titlePg/>
+        </w:sectPr>
       </w:pPr>
     </w:p>
     <w:p>
@@ -280,9 +292,8 @@
       <w:footerReference w:type="default" r:id="rId11"/>
       <w:headerReference w:type="first" r:id="rId12"/>
       <w:pgSz w:w="11900" w:h="16840"/>
-      <w:pgMar w:top="2410" w:right="1077" w:bottom="244" w:left="1559" w:header="567" w:footer="298" w:gutter="0"/>
+      <w:pgMar w:top="3375" w:right="1559" w:bottom="244" w:left="1559" w:header="567" w:footer="298" w:gutter="0"/>
       <w:cols w:space="708"/>
-      <w:titlePg/>
     </w:sectPr>
   </w:body>
 </w:document>
